--- a/HRCP-KKU-Academic/uploads/academic/5/doc_0.docx
+++ b/HRCP-KKU-Academic/uploads/academic/5/doc_0.docx
@@ -24,22 +24,21 @@
           <w:color w:val="000000" w:themeColor="text1"/>
           <w:sz w:val="56"/>
           <w:szCs w:val="56"/>
-          <w:bdr w:val="none" w:sz="0" w:space="0" w:color="auto" w:frame="1"/>
           <w:lang w:val="en-US"/>
         </w:rPr>
         <w:drawing>
-          <wp:anchor distT="0" distB="0" distL="114300" distR="114300" simplePos="0" relativeHeight="251658240" behindDoc="1" locked="0" layoutInCell="1" allowOverlap="1" wp14:anchorId="22B4C2D6" wp14:editId="3512CC73">
+          <wp:anchor distT="0" distB="0" distL="114300" distR="114300" simplePos="0" relativeHeight="251659264" behindDoc="0" locked="1" layoutInCell="1" allowOverlap="0" wp14:anchorId="68A6F703" wp14:editId="12B141C5">
             <wp:simplePos x="0" y="0"/>
             <wp:positionH relativeFrom="margin">
-              <wp:align>left</wp:align>
+              <wp:posOffset>0</wp:posOffset>
             </wp:positionH>
             <wp:positionV relativeFrom="paragraph">
-              <wp:posOffset>-485775</wp:posOffset>
+              <wp:posOffset>-327660</wp:posOffset>
             </wp:positionV>
-            <wp:extent cx="468000" cy="764082"/>
-            <wp:effectExtent l="0" t="0" r="8255" b="0"/>
+            <wp:extent cx="457282" cy="748800"/>
+            <wp:effectExtent l="0" t="0" r="0" b="635"/>
             <wp:wrapNone/>
-            <wp:docPr id="2" name="Picture 2" descr="https://lh3.googleusercontent.com/RUGxSPAwTS4yvIpoPVCk8wMCSE6vWtoCU_mCL5tGlpb3_d2QI-5TYLPoKo3S3ZdGM0Opl29NbcWPmKR4fHvqOoEokHbXGUGlwY238swDT41QDsXoOkf3VwFKCEt9w9leEPgLeNE"/>
+            <wp:docPr id="2" name="Picture 2"/>
             <wp:cNvGraphicFramePr>
               <a:graphicFrameLocks xmlns:a="http://schemas.openxmlformats.org/drawingml/2006/main" noChangeAspect="1"/>
             </wp:cNvGraphicFramePr>
@@ -47,7 +46,7 @@
               <a:graphicData uri="http://schemas.openxmlformats.org/drawingml/2006/picture">
                 <pic:pic xmlns:pic="http://schemas.openxmlformats.org/drawingml/2006/picture">
                   <pic:nvPicPr>
-                    <pic:cNvPr id="0" name="Picture 1" descr="https://lh3.googleusercontent.com/RUGxSPAwTS4yvIpoPVCk8wMCSE6vWtoCU_mCL5tGlpb3_d2QI-5TYLPoKo3S3ZdGM0Opl29NbcWPmKR4fHvqOoEokHbXGUGlwY238swDT41QDsXoOkf3VwFKCEt9w9leEPgLeNE"/>
+                    <pic:cNvPr id="0" name="Picture 1"/>
                     <pic:cNvPicPr>
                       <a:picLocks noChangeAspect="1" noChangeArrowheads="1"/>
                     </pic:cNvPicPr>
@@ -68,7 +67,7 @@
                   <pic:spPr bwMode="auto">
                     <a:xfrm>
                       <a:off x="0" y="0"/>
-                      <a:ext cx="468000" cy="764082"/>
+                      <a:ext cx="457282" cy="748800"/>
                     </a:xfrm>
                     <a:prstGeom prst="rect">
                       <a:avLst/>
@@ -311,20 +310,18 @@
           <w:szCs w:val="32"/>
           <w:lang w:eastAsia="en-GB"/>
         </w:rPr>
+        <w:t>660301</w:t>
+      </w:r>
+      <w:r>
+        <w:rPr>
+          <w:rFonts w:ascii="TH Sarabun New" w:eastAsia="Times New Roman" w:hAnsi="TH Sarabun New" w:cs="TH Sarabun New"/>
+          <w:color w:val="000000" w:themeColor="text1"/>
+          <w:sz w:val="32"/>
+          <w:szCs w:val="32"/>
+          <w:lang w:val="en-US" w:eastAsia="en-GB"/>
+        </w:rPr>
         <w:t/>
       </w:r>
-      <w:proofErr w:type="spellStart"/>
-      <w:r>
-        <w:rPr>
-          <w:rFonts w:ascii="TH Sarabun New" w:eastAsia="Times New Roman" w:hAnsi="TH Sarabun New" w:cs="TH Sarabun New"/>
-          <w:color w:val="000000" w:themeColor="text1"/>
-          <w:sz w:val="32"/>
-          <w:szCs w:val="32"/>
-          <w:lang w:val="en-US" w:eastAsia="en-GB"/>
-        </w:rPr>
-        <w:t/>
-      </w:r>
-      <w:proofErr w:type="spellEnd"/>
       <w:r>
         <w:rPr>
           <w:rFonts w:ascii="TH Sarabun New" w:eastAsia="Times New Roman" w:hAnsi="TH Sarabun New" w:cs="TH Sarabun New"/>
@@ -378,6 +375,19 @@
           <w:lang w:eastAsia="en-GB"/>
         </w:rPr>
         <w:t>วันที่</w:t>
+      </w:r>
+      <w:r>
+        <w:rPr>
+          <w:rFonts w:ascii="TH Sarabun New" w:eastAsia="Times New Roman" w:hAnsi="TH Sarabun New" w:cs="TH Sarabun New" w:hint="cs"/>
+          <w:b/>
+          <w:bCs/>
+          <w:color w:val="000000" w:themeColor="text1"/>
+          <w:sz w:val="32"/>
+          <w:szCs w:val="32"/>
+          <w:cs/>
+          <w:lang w:eastAsia="en-GB"/>
+        </w:rPr>
+        <w:t xml:space="preserve"> </w:t>
       </w:r>
       <w:r>
         <w:rPr>
@@ -394,7 +404,7 @@
       <w:pPr>
         <w:ind w:left="283" w:right="283"/>
         <w:rPr>
-          <w:rFonts w:ascii="TH Sarabun New" w:eastAsia="Times New Roman" w:hAnsi="TH Sarabun New" w:cs="TH Sarabun New" w:hint="cs"/>
+          <w:rFonts w:ascii="TH Sarabun New" w:eastAsia="Times New Roman" w:hAnsi="TH Sarabun New" w:cs="TH Sarabun New"/>
           <w:color w:val="000000" w:themeColor="text1"/>
           <w:sz w:val="16"/>
           <w:szCs w:val="16"/>
@@ -576,6 +586,57 @@
           <w:szCs w:val="32"/>
           <w:lang w:eastAsia="en-GB"/>
         </w:rPr>
+        <w:t xml:space="preserve"> นางkriangkrai prasert</w:t>
+      </w:r>
+      <w:r>
+        <w:rPr>
+          <w:rFonts w:ascii="TH Sarabun New" w:eastAsia="Times New Roman" w:hAnsi="TH Sarabun New" w:cs="TH Sarabun New"/>
+          <w:color w:val="000000" w:themeColor="text1"/>
+          <w:sz w:val="32"/>
+          <w:szCs w:val="32"/>
+          <w:lang w:val="en-US" w:eastAsia="en-GB"/>
+        </w:rPr>
+        <w:t/>
+      </w:r>
+      <w:r>
+        <w:rPr>
+          <w:rFonts w:ascii="TH Sarabun New" w:eastAsia="Times New Roman" w:hAnsi="TH Sarabun New" w:cs="TH Sarabun New"/>
+          <w:color w:val="000000" w:themeColor="text1"/>
+          <w:sz w:val="32"/>
+          <w:szCs w:val="32"/>
+          <w:lang w:eastAsia="en-GB"/>
+        </w:rPr>
+        <w:t/>
+      </w:r>
+      <w:r>
+        <w:rPr>
+          <w:rFonts w:ascii="TH Sarabun New" w:eastAsia="Times New Roman" w:hAnsi="TH Sarabun New" w:cs="TH Sarabun New"/>
+          <w:color w:val="000000" w:themeColor="text1"/>
+          <w:sz w:val="32"/>
+          <w:szCs w:val="32"/>
+          <w:lang w:eastAsia="en-GB"/>
+        </w:rPr>
+        <w:t/>
+      </w:r>
+      <w:r>
+        <w:rPr>
+          <w:rFonts w:ascii="TH Sarabun New" w:eastAsia="Times New Roman" w:hAnsi="TH Sarabun New" w:cs="TH Sarabun New"/>
+          <w:color w:val="000000" w:themeColor="text1"/>
+          <w:sz w:val="32"/>
+          <w:szCs w:val="32"/>
+          <w:lang w:eastAsia="en-GB"/>
+        </w:rPr>
+        <w:t/>
+      </w:r>
+      <w:r>
+        <w:rPr>
+          <w:rFonts w:ascii="TH Sarabun New" w:eastAsia="Times New Roman" w:hAnsi="TH Sarabun New" w:cs="TH Sarabun New" w:hint="cs"/>
+          <w:color w:val="000000" w:themeColor="text1"/>
+          <w:sz w:val="32"/>
+          <w:szCs w:val="32"/>
+          <w:cs/>
+          <w:lang w:eastAsia="en-GB"/>
+        </w:rPr>
         <w:t xml:space="preserve"> </w:t>
       </w:r>
       <w:r>
@@ -586,15 +647,15 @@
           <w:szCs w:val="32"/>
           <w:lang w:eastAsia="en-GB"/>
         </w:rPr>
-        <w:t>นางkriangkrai prasert</w:t>
-      </w:r>
-      <w:r>
-        <w:rPr>
-          <w:rFonts w:ascii="TH Sarabun New" w:eastAsia="Times New Roman" w:hAnsi="TH Sarabun New" w:cs="TH Sarabun New"/>
-          <w:color w:val="000000" w:themeColor="text1"/>
-          <w:sz w:val="32"/>
-          <w:szCs w:val="32"/>
-          <w:lang w:val="en-US" w:eastAsia="en-GB"/>
+        <w:t>พนักงานมหาวิทยาลัย</w:t>
+      </w:r>
+      <w:r>
+        <w:rPr>
+          <w:rFonts w:ascii="TH Sarabun New" w:eastAsia="Times New Roman" w:hAnsi="TH Sarabun New" w:cs="TH Sarabun New"/>
+          <w:color w:val="000000" w:themeColor="text1"/>
+          <w:sz w:val="32"/>
+          <w:szCs w:val="32"/>
+          <w:lang w:eastAsia="en-GB"/>
         </w:rPr>
         <w:t/>
       </w:r>
@@ -608,7 +669,37 @@
         </w:rPr>
         <w:t/>
       </w:r>
-      <w:proofErr w:type="spellStart"/>
+      <w:r>
+        <w:rPr>
+          <w:rFonts w:ascii="TH Sarabun New" w:eastAsia="Times New Roman" w:hAnsi="TH Sarabun New" w:cs="TH Sarabun New" w:hint="cs"/>
+          <w:color w:val="000000" w:themeColor="text1"/>
+          <w:sz w:val="32"/>
+          <w:szCs w:val="32"/>
+          <w:lang w:eastAsia="en-GB"/>
+        </w:rPr>
+        <w:t xml:space="preserve"> </w:t>
+      </w:r>
+      <w:r>
+        <w:rPr>
+          <w:rFonts w:ascii="TH Sarabun New" w:eastAsia="Times New Roman" w:hAnsi="TH Sarabun New" w:cs="TH Sarabun New" w:hint="cs"/>
+          <w:color w:val="000000" w:themeColor="text1"/>
+          <w:sz w:val="32"/>
+          <w:szCs w:val="32"/>
+          <w:cs/>
+          <w:lang w:eastAsia="en-GB"/>
+        </w:rPr>
+        <w:t xml:space="preserve">ประเภท วิชาการ ตำแหน่ง </w:t>
+      </w:r>
+      <w:r>
+        <w:rPr>
+          <w:rFonts w:ascii="TH Sarabun New" w:eastAsia="Times New Roman" w:hAnsi="TH Sarabun New" w:cs="TH Sarabun New"/>
+          <w:color w:val="000000" w:themeColor="text1"/>
+          <w:sz w:val="32"/>
+          <w:szCs w:val="32"/>
+          <w:lang w:eastAsia="en-GB"/>
+        </w:rPr>
+        <w:t>ผู้ช่วยศาสตราจารย์</w:t>
+      </w:r>
       <w:r>
         <w:rPr>
           <w:rFonts w:ascii="TH Sarabun New" w:eastAsia="Times New Roman" w:hAnsi="TH Sarabun New" w:cs="TH Sarabun New"/>
@@ -619,7 +710,6 @@
         </w:rPr>
         <w:t/>
       </w:r>
-      <w:proofErr w:type="spellEnd"/>
       <w:r>
         <w:rPr>
           <w:rFonts w:ascii="TH Sarabun New" w:eastAsia="Times New Roman" w:hAnsi="TH Sarabun New" w:cs="TH Sarabun New"/>
@@ -639,67 +729,66 @@
           <w:cs/>
           <w:lang w:eastAsia="en-GB"/>
         </w:rPr>
+        <w:t xml:space="preserve"> ปฏิบัติงานที่ สาขาวิชาวิทยาการคอมพิวเตอร์ สังกัด วิทยาลัยการคอมพิวเตอร์ มีความประสงค์ขอรับการประเมินการสอนจากคณะอนุกรรมการประเมินผลการสอน เพื่อประกอบการขอกำหนดตำแหน่งทางวิชาการระดับ</w:t>
+      </w:r>
+      <w:r>
+        <w:rPr>
+          <w:rFonts w:ascii="TH Sarabun New" w:eastAsia="Times New Roman" w:hAnsi="TH Sarabun New" w:cs="TH Sarabun New"/>
+          <w:color w:val="000000" w:themeColor="text1"/>
+          <w:sz w:val="32"/>
+          <w:szCs w:val="32"/>
+          <w:lang w:eastAsia="en-GB"/>
+        </w:rPr>
+        <w:t xml:space="preserve"> [</w:t>
+      </w:r>
+      <w:r>
+        <w:rPr>
+          <w:rFonts w:ascii="TH Sarabun New" w:eastAsia="Times New Roman" w:hAnsi="TH Sarabun New" w:cs="TH Sarabun New"/>
+          <w:color w:val="000000" w:themeColor="text1"/>
+          <w:sz w:val="32"/>
+          <w:szCs w:val="32"/>
+          <w:lang w:val="en-US" w:eastAsia="en-GB"/>
+        </w:rPr>
+        <w:t> ]</w:t>
+      </w:r>
+      <w:r>
+        <w:rPr>
+          <w:rFonts w:ascii="TH Sarabun New" w:eastAsia="Times New Roman" w:hAnsi="TH Sarabun New" w:cs="TH Sarabun New"/>
+          <w:color w:val="000000" w:themeColor="text1"/>
+          <w:sz w:val="32"/>
+          <w:szCs w:val="32"/>
+          <w:lang w:val="en-US" w:eastAsia="en-GB"/>
+        </w:rPr>
         <w:t xml:space="preserve"> </w:t>
       </w:r>
       <w:r>
         <w:rPr>
-          <w:rFonts w:ascii="TH Sarabun New" w:eastAsia="Times New Roman" w:hAnsi="TH Sarabun New" w:cs="TH Sarabun New"/>
-          <w:color w:val="000000" w:themeColor="text1"/>
-          <w:sz w:val="32"/>
-          <w:szCs w:val="32"/>
-          <w:lang w:eastAsia="en-GB"/>
-        </w:rPr>
-        <w:t>พนักงานมหาวิทยาลัย</w:t>
-      </w:r>
-      <w:proofErr w:type="spellStart"/>
-      <w:r>
-        <w:rPr>
-          <w:rFonts w:ascii="TH Sarabun New" w:eastAsia="Times New Roman" w:hAnsi="TH Sarabun New" w:cs="TH Sarabun New"/>
-          <w:color w:val="000000" w:themeColor="text1"/>
-          <w:sz w:val="32"/>
-          <w:szCs w:val="32"/>
-          <w:lang w:eastAsia="en-GB"/>
-        </w:rPr>
-        <w:t/>
-      </w:r>
-      <w:r>
-        <w:rPr>
-          <w:rFonts w:ascii="TH Sarabun New" w:eastAsia="Times New Roman" w:hAnsi="TH Sarabun New" w:cs="TH Sarabun New"/>
-          <w:color w:val="000000" w:themeColor="text1"/>
-          <w:sz w:val="32"/>
-          <w:szCs w:val="32"/>
-          <w:lang w:eastAsia="en-GB"/>
-        </w:rPr>
-        <w:t/>
-      </w:r>
-      <w:r>
-        <w:rPr>
-          <w:rFonts w:ascii="TH Sarabun New" w:eastAsia="Times New Roman" w:hAnsi="TH Sarabun New" w:cs="TH Sarabun New"/>
-          <w:color w:val="000000" w:themeColor="text1"/>
-          <w:sz w:val="32"/>
-          <w:szCs w:val="32"/>
-          <w:lang w:eastAsia="en-GB"/>
-        </w:rPr>
-        <w:t/>
-      </w:r>
-      <w:proofErr w:type="spellEnd"/>
-      <w:r>
-        <w:rPr>
-          <w:rFonts w:ascii="TH Sarabun New" w:eastAsia="Times New Roman" w:hAnsi="TH Sarabun New" w:cs="TH Sarabun New"/>
-          <w:color w:val="000000" w:themeColor="text1"/>
-          <w:sz w:val="32"/>
-          <w:szCs w:val="32"/>
-          <w:lang w:eastAsia="en-GB"/>
-        </w:rPr>
-        <w:t/>
-      </w:r>
-      <w:r>
-        <w:rPr>
           <w:rFonts w:ascii="TH Sarabun New" w:eastAsia="Times New Roman" w:hAnsi="TH Sarabun New" w:cs="TH Sarabun New" w:hint="cs"/>
           <w:color w:val="000000" w:themeColor="text1"/>
           <w:sz w:val="32"/>
           <w:szCs w:val="32"/>
-          <w:lang w:eastAsia="en-GB"/>
+          <w:cs/>
+          <w:lang w:val="en-US" w:eastAsia="en-GB"/>
+        </w:rPr>
+        <w:t xml:space="preserve">ผู้ช่วยศาสตราจารย์ </w:t>
+      </w:r>
+      <w:r>
+        <w:rPr>
+          <w:rFonts w:ascii="TH Sarabun New" w:eastAsia="Times New Roman" w:hAnsi="TH Sarabun New" w:cs="TH Sarabun New"/>
+          <w:color w:val="000000" w:themeColor="text1"/>
+          <w:sz w:val="32"/>
+          <w:szCs w:val="32"/>
+          <w:lang w:val="en-US" w:eastAsia="en-GB"/>
+        </w:rPr>
+        <w:t>[✓]</w:t>
+      </w:r>
+      <w:r>
+        <w:rPr>
+          <w:rFonts w:ascii="TH Sarabun New" w:eastAsia="Times New Roman" w:hAnsi="TH Sarabun New" w:cs="TH Sarabun New"/>
+          <w:color w:val="000000" w:themeColor="text1"/>
+          <w:sz w:val="32"/>
+          <w:szCs w:val="32"/>
+          <w:lang w:val="en-US" w:eastAsia="en-GB"/>
         </w:rPr>
         <w:t xml:space="preserve"> </w:t>
       </w:r>
@@ -710,9 +799,29 @@
           <w:sz w:val="32"/>
           <w:szCs w:val="32"/>
           <w:cs/>
-          <w:lang w:eastAsia="en-GB"/>
-        </w:rPr>
-        <w:t>ประเภท</w:t>
+          <w:lang w:val="en-US" w:eastAsia="en-GB"/>
+        </w:rPr>
+        <w:t xml:space="preserve">รองศาสตราจารย์ </w:t>
+      </w:r>
+      <w:r>
+        <w:rPr>
+          <w:rFonts w:ascii="TH Sarabun New" w:eastAsia="Times New Roman" w:hAnsi="TH Sarabun New" w:cs="TH Sarabun New"/>
+          <w:color w:val="000000" w:themeColor="text1"/>
+          <w:sz w:val="32"/>
+          <w:szCs w:val="32"/>
+          <w:lang w:val="en-US" w:eastAsia="en-GB"/>
+        </w:rPr>
+        <w:t>[ ]</w:t>
+      </w:r>
+      <w:r>
+        <w:rPr>
+          <w:rFonts w:ascii="TH Sarabun New" w:eastAsia="Times New Roman" w:hAnsi="TH Sarabun New" w:cs="TH Sarabun New"/>
+          <w:color w:val="000000" w:themeColor="text1"/>
+          <w:sz w:val="32"/>
+          <w:szCs w:val="32"/>
+          <w:lang w:val="en-US" w:eastAsia="en-GB"/>
+        </w:rPr>
+        <w:t xml:space="preserve"> </w:t>
       </w:r>
       <w:r>
         <w:rPr>
@@ -721,269 +830,9 @@
           <w:sz w:val="32"/>
           <w:szCs w:val="32"/>
           <w:cs/>
-          <w:lang w:eastAsia="en-GB"/>
-        </w:rPr>
-        <w:t xml:space="preserve"> </w:t>
-      </w:r>
-      <w:r>
-        <w:rPr>
-          <w:rFonts w:ascii="TH Sarabun New" w:eastAsia="Times New Roman" w:hAnsi="TH Sarabun New" w:cs="TH Sarabun New" w:hint="cs"/>
-          <w:color w:val="000000" w:themeColor="text1"/>
-          <w:sz w:val="32"/>
-          <w:szCs w:val="32"/>
-          <w:cs/>
-          <w:lang w:eastAsia="en-GB"/>
-        </w:rPr>
-        <w:t xml:space="preserve">วิชาการ ตำแหน่ง </w:t>
-      </w:r>
-      <w:r>
-        <w:rPr>
-          <w:rFonts w:ascii="TH Sarabun New" w:eastAsia="Times New Roman" w:hAnsi="TH Sarabun New" w:cs="TH Sarabun New"/>
-          <w:color w:val="000000" w:themeColor="text1"/>
-          <w:sz w:val="32"/>
-          <w:szCs w:val="32"/>
-          <w:lang w:eastAsia="en-GB"/>
-        </w:rPr>
-        <w:t>ผู้ช่วยศาสตราจารย์</w:t>
-      </w:r>
-      <w:proofErr w:type="spellStart"/>
-      <w:r>
-        <w:rPr>
-          <w:rFonts w:ascii="TH Sarabun New" w:eastAsia="Times New Roman" w:hAnsi="TH Sarabun New" w:cs="TH Sarabun New"/>
-          <w:color w:val="000000" w:themeColor="text1"/>
-          <w:sz w:val="32"/>
-          <w:szCs w:val="32"/>
-          <w:lang w:eastAsia="en-GB"/>
-        </w:rPr>
-        <w:t/>
-      </w:r>
-      <w:r>
-        <w:rPr>
-          <w:rFonts w:ascii="TH Sarabun New" w:eastAsia="Times New Roman" w:hAnsi="TH Sarabun New" w:cs="TH Sarabun New"/>
-          <w:color w:val="000000" w:themeColor="text1"/>
-          <w:sz w:val="32"/>
-          <w:szCs w:val="32"/>
-          <w:lang w:eastAsia="en-GB"/>
-        </w:rPr>
-        <w:t/>
-      </w:r>
-      <w:proofErr w:type="spellEnd"/>
-      <w:r>
-        <w:rPr>
-          <w:rFonts w:ascii="TH Sarabun New" w:eastAsia="Times New Roman" w:hAnsi="TH Sarabun New" w:cs="TH Sarabun New"/>
-          <w:color w:val="000000" w:themeColor="text1"/>
-          <w:sz w:val="32"/>
-          <w:szCs w:val="32"/>
-          <w:lang w:eastAsia="en-GB"/>
-        </w:rPr>
-        <w:t/>
-      </w:r>
-      <w:r>
-        <w:rPr>
-          <w:rFonts w:ascii="TH Sarabun New" w:eastAsia="Times New Roman" w:hAnsi="TH Sarabun New" w:cs="TH Sarabun New" w:hint="cs"/>
-          <w:color w:val="000000" w:themeColor="text1"/>
-          <w:sz w:val="32"/>
-          <w:szCs w:val="32"/>
-          <w:cs/>
-          <w:lang w:eastAsia="en-GB"/>
-        </w:rPr>
-        <w:t xml:space="preserve"> ปฏิบัติงานที่ สาขาวิชาวิทยาการคอมพิวเตอร์ สังกัด วิทยาลัยการคอมพิวเตอร์ มีความประสงค์ขอรับการประเมินการสอนจากคณะอนุกรรมการประเมินผลการสอน เพื่อประกอบการขอกำหนดตำแหน่งทางวิชาการระดับ </w:t>
-      </w:r>
-      <w:r>
-        <w:rPr>
-          <w:rFonts w:ascii="TH Sarabun New" w:eastAsia="Times New Roman" w:hAnsi="TH Sarabun New" w:cs="TH Sarabun New"/>
-          <w:color w:val="000000" w:themeColor="text1"/>
-          <w:sz w:val="32"/>
-          <w:szCs w:val="32"/>
-          <w:lang w:val="en-US" w:eastAsia="en-GB"/>
-        </w:rPr>
-        <w:t>[</w:t>
-      </w:r>
-      <w:r>
-        <w:rPr>
-          <w:rFonts w:ascii="TH Sarabun New" w:eastAsia="Times New Roman" w:hAnsi="TH Sarabun New" w:cs="TH Sarabun New"/>
-          <w:color w:val="000000" w:themeColor="text1"/>
-          <w:sz w:val="32"/>
-          <w:szCs w:val="32"/>
-          <w:lang w:val="en-US" w:eastAsia="en-GB"/>
-        </w:rPr>
-        <w:t> </w:t>
-      </w:r>
-      <w:r>
-        <w:rPr>
-          <w:rFonts w:ascii="TH Sarabun New" w:eastAsia="Times New Roman" w:hAnsi="TH Sarabun New" w:cs="TH Sarabun New"/>
-          <w:color w:val="000000" w:themeColor="text1"/>
-          <w:sz w:val="32"/>
-          <w:szCs w:val="32"/>
-          <w:lang w:val="en-US" w:eastAsia="en-GB"/>
-        </w:rPr>
-        <w:t xml:space="preserve">] </w:t>
-      </w:r>
-      <w:r>
-        <w:rPr>
-          <w:rFonts w:ascii="TH Sarabun New" w:eastAsia="Times New Roman" w:hAnsi="TH Sarabun New" w:cs="TH Sarabun New" w:hint="cs"/>
-          <w:color w:val="000000" w:themeColor="text1"/>
-          <w:sz w:val="32"/>
-          <w:szCs w:val="32"/>
-          <w:cs/>
-          <w:lang w:val="en-US" w:eastAsia="en-GB"/>
-        </w:rPr>
-        <w:t xml:space="preserve">ผู้ช่วยศาสตราจารย์  </w:t>
-      </w:r>
-      <w:r>
-        <w:rPr>
-          <w:rFonts w:ascii="TH Sarabun New" w:eastAsia="Times New Roman" w:hAnsi="TH Sarabun New" w:cs="TH Sarabun New"/>
-          <w:color w:val="000000" w:themeColor="text1"/>
-          <w:sz w:val="32"/>
-          <w:szCs w:val="32"/>
-          <w:lang w:val="en-US" w:eastAsia="en-GB"/>
-        </w:rPr>
-        <w:t>[</w:t>
-      </w:r>
-      <w:r>
-        <w:rPr>
-          <w:rFonts w:ascii="TH Sarabun New" w:eastAsia="Times New Roman" w:hAnsi="TH Sarabun New" w:cs="TH Sarabun New"/>
-          <w:color w:val="000000" w:themeColor="text1"/>
-          <w:sz w:val="32"/>
-          <w:szCs w:val="32"/>
-          <w:lang w:val="en-US" w:eastAsia="en-GB"/>
-        </w:rPr>
-        <w:t>✓</w:t>
-      </w:r>
-      <w:r>
-        <w:rPr>
-          <w:rFonts w:ascii="TH Sarabun New" w:eastAsia="Times New Roman" w:hAnsi="TH Sarabun New" w:cs="TH Sarabun New"/>
-          <w:color w:val="000000" w:themeColor="text1"/>
-          <w:sz w:val="32"/>
-          <w:szCs w:val="32"/>
-          <w:lang w:val="en-US" w:eastAsia="en-GB"/>
-        </w:rPr>
-        <w:t/>
-      </w:r>
-      <w:r>
-        <w:rPr>
-          <w:rFonts w:ascii="TH Sarabun New" w:eastAsia="Times New Roman" w:hAnsi="TH Sarabun New" w:cs="TH Sarabun New"/>
-          <w:color w:val="000000" w:themeColor="text1"/>
-          <w:sz w:val="32"/>
-          <w:szCs w:val="32"/>
-          <w:lang w:val="en-US" w:eastAsia="en-GB"/>
-        </w:rPr>
-        <w:t/>
-      </w:r>
-      <w:r>
-        <w:rPr>
-          <w:rFonts w:ascii="TH Sarabun New" w:eastAsia="Times New Roman" w:hAnsi="TH Sarabun New" w:cs="TH Sarabun New"/>
-          <w:color w:val="000000" w:themeColor="text1"/>
-          <w:sz w:val="32"/>
-          <w:szCs w:val="32"/>
-          <w:lang w:val="en-US" w:eastAsia="en-GB"/>
-        </w:rPr>
-        <w:t xml:space="preserve">] </w:t>
-      </w:r>
-      <w:r>
-        <w:rPr>
-          <w:rFonts w:ascii="TH Sarabun New" w:eastAsia="Times New Roman" w:hAnsi="TH Sarabun New" w:cs="TH Sarabun New" w:hint="cs"/>
-          <w:color w:val="000000" w:themeColor="text1"/>
-          <w:sz w:val="32"/>
-          <w:szCs w:val="32"/>
-          <w:cs/>
-          <w:lang w:val="en-US" w:eastAsia="en-GB"/>
-        </w:rPr>
-        <w:t xml:space="preserve">รองศาสตราจารย์ </w:t>
-      </w:r>
-      <w:r>
-        <w:rPr>
-          <w:rFonts w:ascii="TH Sarabun New" w:eastAsia="Times New Roman" w:hAnsi="TH Sarabun New" w:cs="TH Sarabun New"/>
-          <w:color w:val="000000" w:themeColor="text1"/>
-          <w:sz w:val="32"/>
-          <w:szCs w:val="32"/>
-          <w:lang w:val="en-US" w:eastAsia="en-GB"/>
-        </w:rPr>
-        <w:t>[</w:t>
-      </w:r>
-      <w:r>
-        <w:rPr>
-          <w:rFonts w:ascii="TH Sarabun New" w:eastAsia="Times New Roman" w:hAnsi="TH Sarabun New" w:cs="TH Sarabun New"/>
-          <w:color w:val="000000" w:themeColor="text1"/>
-          <w:sz w:val="32"/>
-          <w:szCs w:val="32"/>
-          <w:lang w:val="en-US" w:eastAsia="en-GB"/>
-        </w:rPr>
-        <w:t> </w:t>
-      </w:r>
-      <w:r>
-        <w:rPr>
-          <w:rFonts w:ascii="TH Sarabun New" w:eastAsia="Times New Roman" w:hAnsi="TH Sarabun New" w:cs="TH Sarabun New"/>
-          <w:color w:val="000000" w:themeColor="text1"/>
-          <w:sz w:val="32"/>
-          <w:szCs w:val="32"/>
-          <w:lang w:val="en-US" w:eastAsia="en-GB"/>
-        </w:rPr>
-        <w:t/>
-      </w:r>
-      <w:r>
-        <w:rPr>
-          <w:rFonts w:ascii="TH Sarabun New" w:eastAsia="Times New Roman" w:hAnsi="TH Sarabun New" w:cs="TH Sarabun New"/>
-          <w:color w:val="000000" w:themeColor="text1"/>
-          <w:sz w:val="32"/>
-          <w:szCs w:val="32"/>
-          <w:lang w:val="en-US" w:eastAsia="en-GB"/>
-        </w:rPr>
-        <w:t/>
-      </w:r>
-      <w:r>
-        <w:rPr>
-          <w:rFonts w:ascii="TH Sarabun New" w:eastAsia="Times New Roman" w:hAnsi="TH Sarabun New" w:cs="TH Sarabun New"/>
-          <w:color w:val="000000" w:themeColor="text1"/>
-          <w:sz w:val="32"/>
-          <w:szCs w:val="32"/>
-          <w:lang w:val="en-US" w:eastAsia="en-GB"/>
-        </w:rPr>
-        <w:t xml:space="preserve">] </w:t>
-      </w:r>
-      <w:r>
-        <w:rPr>
-          <w:rFonts w:ascii="TH Sarabun New" w:eastAsia="Times New Roman" w:hAnsi="TH Sarabun New" w:cs="TH Sarabun New" w:hint="cs"/>
-          <w:color w:val="000000" w:themeColor="text1"/>
-          <w:sz w:val="32"/>
-          <w:szCs w:val="32"/>
-          <w:cs/>
-          <w:lang w:val="en-US" w:eastAsia="en-GB"/>
-        </w:rPr>
-        <w:t xml:space="preserve">ศาสตราจารย์ </w:t>
-      </w:r>
-      <w:r>
-        <w:rPr>
-          <w:rFonts w:ascii="TH Sarabun New" w:eastAsia="Times New Roman" w:hAnsi="TH Sarabun New" w:cs="TH Sarabun New" w:hint="cs"/>
-          <w:color w:val="000000" w:themeColor="text1"/>
-          <w:sz w:val="32"/>
-          <w:szCs w:val="32"/>
-          <w:cs/>
-          <w:lang w:val="en-US" w:eastAsia="en-GB"/>
-        </w:rPr>
-        <w:t xml:space="preserve">พร้อมนี้ได้แนบเอกสารประกอบการขอประเมินผลการสอน จำนวน </w:t>
-      </w:r>
-      <w:r>
-        <w:rPr>
-          <w:rFonts w:ascii="TH Sarabun New" w:eastAsia="Times New Roman" w:hAnsi="TH Sarabun New" w:cs="TH Sarabun New" w:hint="cs"/>
-          <w:color w:val="000000" w:themeColor="text1"/>
-          <w:sz w:val="32"/>
-          <w:szCs w:val="32"/>
-          <w:cs/>
-          <w:lang w:val="en-US" w:eastAsia="en-GB"/>
-        </w:rPr>
-        <w:t xml:space="preserve">      </w:t>
-      </w:r>
-      <w:r>
-        <w:rPr>
-          <w:rFonts w:ascii="TH Sarabun New" w:eastAsia="Times New Roman" w:hAnsi="TH Sarabun New" w:cs="TH Sarabun New" w:hint="cs"/>
-          <w:color w:val="000000" w:themeColor="text1"/>
-          <w:sz w:val="32"/>
-          <w:szCs w:val="32"/>
-          <w:cs/>
-          <w:lang w:val="en-US" w:eastAsia="en-GB"/>
-        </w:rPr>
-        <w:t>3 ชุด ดังนี้</w:t>
+          <w:lang w:val="en-US" w:eastAsia="en-GB"/>
+        </w:rPr>
+        <w:t>ศาสตราจารย์ พร้อมนี้ได้แนบเอกสารประกอบการขอประเมินผลการสอน จำนวน  3 ชุด ดังนี้</w:t>
       </w:r>
     </w:p>
     <w:p>
@@ -1020,6 +869,139 @@
         </w:rPr>
         <w:t>1. แผนการสอน พร้อมเกณฑ์และวิธีวัดประเมินผลของผู้เรียน</w:t>
       </w:r>
+      <w:r>
+        <w:rPr>
+          <w:rFonts w:ascii="TH Sarabun New" w:eastAsia="Times New Roman" w:hAnsi="TH Sarabun New" w:cs="TH Sarabun New"/>
+          <w:color w:val="000000" w:themeColor="text1"/>
+          <w:sz w:val="32"/>
+          <w:szCs w:val="32"/>
+          <w:lang w:val="en-US" w:eastAsia="en-GB"/>
+        </w:rPr>
+        <w:t xml:space="preserve"> </w:t>
+      </w:r>
+      <w:r>
+        <w:rPr>
+          <w:rFonts w:ascii="TH Sarabun New" w:eastAsia="Times New Roman" w:hAnsi="TH Sarabun New" w:cs="TH Sarabun New" w:hint="cs"/>
+          <w:color w:val="000000" w:themeColor="text1"/>
+          <w:sz w:val="32"/>
+          <w:szCs w:val="32"/>
+          <w:cs/>
+          <w:lang w:val="en-US" w:eastAsia="en-GB"/>
+        </w:rPr>
+        <w:t>รายวิชา</w:t>
+      </w:r>
+      <w:r>
+        <w:rPr>
+          <w:rFonts w:ascii="TH Sarabun New" w:eastAsia="Times New Roman" w:hAnsi="TH Sarabun New" w:cs="TH Sarabun New"/>
+          <w:color w:val="000000" w:themeColor="text1"/>
+          <w:sz w:val="32"/>
+          <w:szCs w:val="32"/>
+          <w:lang w:val="en-US" w:eastAsia="en-GB"/>
+        </w:rPr>
+        <w:t xml:space="preserve">  </w:t>
+      </w:r>
+      <w:r>
+        <w:rPr>
+          <w:rFonts w:ascii="TH Sarabun New" w:hAnsi="TH Sarabun New" w:cs="TH Sarabun New"/>
+          <w:color w:val="000000" w:themeColor="text1"/>
+          <w:sz w:val="32"/>
+          <w:szCs w:val="32"/>
+          <w:shd w:val="clear" w:color="auto" w:fill="FFFFFF"/>
+        </w:rPr>
+        <w:t/>
+      </w:r>
+      <w:r>
+        <w:rPr>
+          <w:rFonts w:ascii="TH Sarabun New" w:eastAsia="Times New Roman" w:hAnsi="TH Sarabun New" w:cs="TH Sarabun New"/>
+          <w:color w:val="000000" w:themeColor="text1"/>
+          <w:sz w:val="32"/>
+          <w:szCs w:val="32"/>
+          <w:lang w:val="en-US" w:eastAsia="en-GB"/>
+        </w:rPr>
+        <w:t xml:space="preserve"/>
+      </w:r>
+      <w:r>
+        <w:rPr>
+          <w:rFonts w:ascii="TH Sarabun New" w:eastAsia="Times New Roman" w:hAnsi="TH Sarabun New" w:cs="TH Sarabun New" w:hint="cs"/>
+          <w:color w:val="000000" w:themeColor="text1"/>
+          <w:sz w:val="32"/>
+          <w:szCs w:val="32"/>
+          <w:cs/>
+          <w:lang w:val="en-US" w:eastAsia="en-GB"/>
+        </w:rPr>
+        <w:t>รหัสวิชา</w:t>
+      </w:r>
+      <w:r>
+        <w:rPr>
+          <w:rFonts w:ascii="TH Sarabun New" w:eastAsia="Times New Roman" w:hAnsi="TH Sarabun New" w:cs="TH Sarabun New"/>
+          <w:color w:val="000000" w:themeColor="text1"/>
+          <w:sz w:val="32"/>
+          <w:szCs w:val="32"/>
+          <w:lang w:val="en-US" w:eastAsia="en-GB"/>
+        </w:rPr>
+        <w:t xml:space="preserve"> </w:t>
+      </w:r>
+      <w:r>
+        <w:rPr>
+          <w:rFonts w:ascii="TH Sarabun New" w:hAnsi="TH Sarabun New" w:cs="TH Sarabun New"/>
+          <w:color w:val="000000" w:themeColor="text1"/>
+          <w:sz w:val="32"/>
+          <w:szCs w:val="32"/>
+          <w:shd w:val="clear" w:color="auto" w:fill="FFFFFF"/>
+        </w:rPr>
+        <w:t/>
+      </w:r>
+      <w:r>
+        <w:rPr>
+          <w:rFonts w:ascii="TH Sarabun New" w:eastAsia="Times New Roman" w:hAnsi="TH Sarabun New" w:cs="TH Sarabun New"/>
+          <w:color w:val="000000" w:themeColor="text1"/>
+          <w:sz w:val="32"/>
+          <w:szCs w:val="32"/>
+          <w:lang w:val="en-US" w:eastAsia="en-GB"/>
+        </w:rPr>
+        <w:t/>
+      </w:r>
+      <w:r>
+        <w:rPr>
+          <w:rFonts w:ascii="TH Sarabun New" w:eastAsia="Times New Roman" w:hAnsi="TH Sarabun New" w:cs="TH Sarabun New" w:hint="cs"/>
+          <w:color w:val="000000" w:themeColor="text1"/>
+          <w:sz w:val="32"/>
+          <w:szCs w:val="32"/>
+          <w:cs/>
+          <w:lang w:val="en-US" w:eastAsia="en-GB"/>
+        </w:rPr>
+        <w:t xml:space="preserve"> ปีการศึกษา</w:t>
+      </w:r>
+      <w:r>
+        <w:rPr>
+          <w:rFonts w:ascii="TH Sarabun New" w:eastAsia="Times New Roman" w:hAnsi="TH Sarabun New" w:cs="TH Sarabun New"/>
+          <w:color w:val="000000" w:themeColor="text1"/>
+          <w:sz w:val="32"/>
+          <w:szCs w:val="32"/>
+          <w:lang w:val="en-US" w:eastAsia="en-GB"/>
+        </w:rPr>
+        <w:t xml:space="preserve"> </w:t>
+      </w:r>
+      <w:r>
+        <w:rPr>
+          <w:rFonts w:ascii="TH Sarabun New" w:eastAsia="Times New Roman" w:hAnsi="TH Sarabun New" w:cs="TH Sarabun New"/>
+          <w:color w:val="000000" w:themeColor="text1"/>
+          <w:sz w:val="32"/>
+          <w:szCs w:val="32"/>
+          <w:lang w:eastAsia="en-GB"/>
+        </w:rPr>
+        <w:t/>
+      </w:r>
+      <w:r>
+        <w:rPr>
+          <w:rFonts w:ascii="TH Sarabun New" w:eastAsia="Times New Roman" w:hAnsi="TH Sarabun New" w:cs="TH Sarabun New"/>
+          <w:color w:val="000000" w:themeColor="text1"/>
+          <w:sz w:val="32"/>
+          <w:szCs w:val="32"/>
+          <w:lang w:val="en-US" w:eastAsia="en-GB"/>
+        </w:rPr>
+        <w:t/>
+      </w:r>
     </w:p>
     <w:p>
       <w:pPr>
@@ -1055,6 +1037,139 @@
         </w:rPr>
         <w:t>2. สาระสำคัญของเนื้อหาวิชาประกอบการบรรยายหรือการจัดกิจกรรมการเรียนรู้</w:t>
       </w:r>
+      <w:r>
+        <w:rPr>
+          <w:rFonts w:ascii="TH Sarabun New" w:eastAsia="Times New Roman" w:hAnsi="TH Sarabun New" w:cs="TH Sarabun New"/>
+          <w:color w:val="000000" w:themeColor="text1"/>
+          <w:sz w:val="32"/>
+          <w:szCs w:val="32"/>
+          <w:lang w:val="en-US" w:eastAsia="en-GB"/>
+        </w:rPr>
+        <w:t xml:space="preserve"> </w:t>
+      </w:r>
+      <w:r>
+        <w:rPr>
+          <w:rFonts w:ascii="TH Sarabun New" w:eastAsia="Times New Roman" w:hAnsi="TH Sarabun New" w:cs="TH Sarabun New" w:hint="cs"/>
+          <w:color w:val="000000" w:themeColor="text1"/>
+          <w:sz w:val="32"/>
+          <w:szCs w:val="32"/>
+          <w:cs/>
+          <w:lang w:val="en-US" w:eastAsia="en-GB"/>
+        </w:rPr>
+        <w:t>รายวิชา</w:t>
+      </w:r>
+      <w:r>
+        <w:rPr>
+          <w:rFonts w:ascii="TH Sarabun New" w:eastAsia="Times New Roman" w:hAnsi="TH Sarabun New" w:cs="TH Sarabun New"/>
+          <w:color w:val="000000" w:themeColor="text1"/>
+          <w:sz w:val="32"/>
+          <w:szCs w:val="32"/>
+          <w:lang w:val="en-US" w:eastAsia="en-GB"/>
+        </w:rPr>
+        <w:t xml:space="preserve"> </w:t>
+      </w:r>
+      <w:r>
+        <w:rPr>
+          <w:rFonts w:ascii="TH Sarabun New" w:hAnsi="TH Sarabun New" w:cs="TH Sarabun New"/>
+          <w:color w:val="000000" w:themeColor="text1"/>
+          <w:sz w:val="32"/>
+          <w:szCs w:val="32"/>
+          <w:shd w:val="clear" w:color="auto" w:fill="FFFFFF"/>
+        </w:rPr>
+        <w:t/>
+      </w:r>
+      <w:r>
+        <w:rPr>
+          <w:rFonts w:ascii="TH Sarabun New" w:eastAsia="Times New Roman" w:hAnsi="TH Sarabun New" w:cs="TH Sarabun New"/>
+          <w:color w:val="000000" w:themeColor="text1"/>
+          <w:sz w:val="32"/>
+          <w:szCs w:val="32"/>
+          <w:lang w:val="en-US" w:eastAsia="en-GB"/>
+        </w:rPr>
+        <w:t/>
+      </w:r>
+      <w:r>
+        <w:rPr>
+          <w:rFonts w:ascii="TH Sarabun New" w:eastAsia="Times New Roman" w:hAnsi="TH Sarabun New" w:cs="TH Sarabun New" w:hint="cs"/>
+          <w:color w:val="000000" w:themeColor="text1"/>
+          <w:sz w:val="32"/>
+          <w:szCs w:val="32"/>
+          <w:cs/>
+          <w:lang w:val="en-US" w:eastAsia="en-GB"/>
+        </w:rPr>
+        <w:t xml:space="preserve"> รหัสวิชา </w:t>
+      </w:r>
+      <w:r>
+        <w:rPr>
+          <w:rFonts w:ascii="TH Sarabun New" w:eastAsia="Times New Roman" w:hAnsi="TH Sarabun New" w:cs="TH Sarabun New"/>
+          <w:color w:val="000000" w:themeColor="text1"/>
+          <w:sz w:val="32"/>
+          <w:szCs w:val="32"/>
+          <w:lang w:val="en-US" w:eastAsia="en-GB"/>
+        </w:rPr>
+        <w:t> </w:t>
+      </w:r>
+      <w:r>
+        <w:rPr>
+          <w:rFonts w:ascii="TH Sarabun New" w:hAnsi="TH Sarabun New" w:cs="TH Sarabun New"/>
+          <w:color w:val="000000" w:themeColor="text1"/>
+          <w:sz w:val="32"/>
+          <w:szCs w:val="32"/>
+          <w:shd w:val="clear" w:color="auto" w:fill="FFFFFF"/>
+        </w:rPr>
+        <w:t/>
+      </w:r>
+      <w:r>
+        <w:rPr>
+          <w:rFonts w:ascii="TH Sarabun New" w:eastAsia="Times New Roman" w:hAnsi="TH Sarabun New" w:cs="TH Sarabun New"/>
+          <w:color w:val="000000" w:themeColor="text1"/>
+          <w:sz w:val="32"/>
+          <w:szCs w:val="32"/>
+          <w:lang w:val="en-US" w:eastAsia="en-GB"/>
+        </w:rPr>
+        <w:t xml:space="preserve"/>
+      </w:r>
+      <w:r>
+        <w:rPr>
+          <w:rFonts w:ascii="TH Sarabun New" w:eastAsia="Times New Roman" w:hAnsi="TH Sarabun New" w:cs="TH Sarabun New" w:hint="cs"/>
+          <w:color w:val="000000" w:themeColor="text1"/>
+          <w:sz w:val="32"/>
+          <w:szCs w:val="32"/>
+          <w:cs/>
+          <w:lang w:val="en-US" w:eastAsia="en-GB"/>
+        </w:rPr>
+        <w:t>ปีการศึกษา</w:t>
+      </w:r>
+      <w:r>
+        <w:rPr>
+          <w:rFonts w:ascii="TH Sarabun New" w:eastAsia="Times New Roman" w:hAnsi="TH Sarabun New" w:cs="TH Sarabun New"/>
+          <w:color w:val="000000" w:themeColor="text1"/>
+          <w:sz w:val="32"/>
+          <w:szCs w:val="32"/>
+          <w:lang w:val="en-US" w:eastAsia="en-GB"/>
+        </w:rPr>
+        <w:t xml:space="preserve"> </w:t>
+      </w:r>
+      <w:r>
+        <w:rPr>
+          <w:rFonts w:ascii="TH Sarabun New" w:eastAsia="Times New Roman" w:hAnsi="TH Sarabun New" w:cs="TH Sarabun New"/>
+          <w:color w:val="000000" w:themeColor="text1"/>
+          <w:sz w:val="32"/>
+          <w:szCs w:val="32"/>
+          <w:lang w:eastAsia="en-GB"/>
+        </w:rPr>
+        <w:t/>
+      </w:r>
+      <w:r>
+        <w:rPr>
+          <w:rFonts w:ascii="TH Sarabun New" w:eastAsia="Times New Roman" w:hAnsi="TH Sarabun New" w:cs="TH Sarabun New"/>
+          <w:color w:val="000000" w:themeColor="text1"/>
+          <w:sz w:val="32"/>
+          <w:szCs w:val="32"/>
+          <w:lang w:val="en-US" w:eastAsia="en-GB"/>
+        </w:rPr>
+        <w:t/>
+      </w:r>
     </w:p>
     <w:p>
       <w:pPr>
@@ -1109,7 +1224,17 @@
           <w:cs/>
           <w:lang w:val="en-US" w:eastAsia="en-GB"/>
         </w:rPr>
-        <w:t>สื่อปฏิสัมพันธ์</w:t>
+        <w:t>สื่อปฏิสัมพันธ์แบบดิจิทัลและอื่นๆ</w:t>
+      </w:r>
+      <w:r>
+        <w:rPr>
+          <w:rFonts w:ascii="TH Sarabun New" w:eastAsia="Times New Roman" w:hAnsi="TH Sarabun New" w:cs="TH Sarabun New"/>
+          <w:color w:val="000000" w:themeColor="text1"/>
+          <w:sz w:val="32"/>
+          <w:szCs w:val="32"/>
+          <w:lang w:val="en-US" w:eastAsia="en-GB"/>
+        </w:rPr>
+        <w:t xml:space="preserve"> </w:t>
       </w:r>
       <w:r>
         <w:rPr>
@@ -1120,7 +1245,119 @@
           <w:cs/>
           <w:lang w:val="en-US" w:eastAsia="en-GB"/>
         </w:rPr>
-        <w:t>แบบดิจิทัลและอื่นๆ</w:t>
+        <w:t>รายวิชา</w:t>
+      </w:r>
+      <w:r>
+        <w:rPr>
+          <w:rFonts w:ascii="TH Sarabun New" w:eastAsia="Times New Roman" w:hAnsi="TH Sarabun New" w:cs="TH Sarabun New"/>
+          <w:color w:val="000000" w:themeColor="text1"/>
+          <w:sz w:val="32"/>
+          <w:szCs w:val="32"/>
+          <w:lang w:val="en-US" w:eastAsia="en-GB"/>
+        </w:rPr>
+        <w:t xml:space="preserve">  </w:t>
+      </w:r>
+      <w:r>
+        <w:rPr>
+          <w:rFonts w:ascii="TH Sarabun New" w:hAnsi="TH Sarabun New" w:cs="TH Sarabun New"/>
+          <w:color w:val="000000" w:themeColor="text1"/>
+          <w:sz w:val="32"/>
+          <w:szCs w:val="32"/>
+          <w:shd w:val="clear" w:color="auto" w:fill="FFFFFF"/>
+        </w:rPr>
+        <w:t/>
+      </w:r>
+      <w:r>
+        <w:rPr>
+          <w:rFonts w:ascii="TH Sarabun New" w:eastAsia="Times New Roman" w:hAnsi="TH Sarabun New" w:cs="TH Sarabun New"/>
+          <w:color w:val="000000" w:themeColor="text1"/>
+          <w:sz w:val="32"/>
+          <w:szCs w:val="32"/>
+          <w:lang w:val="en-US" w:eastAsia="en-GB"/>
+        </w:rPr>
+        <w:t xml:space="preserve"/>
+      </w:r>
+      <w:r>
+        <w:rPr>
+          <w:rFonts w:ascii="TH Sarabun New" w:eastAsia="Times New Roman" w:hAnsi="TH Sarabun New" w:cs="TH Sarabun New" w:hint="cs"/>
+          <w:color w:val="000000" w:themeColor="text1"/>
+          <w:sz w:val="32"/>
+          <w:szCs w:val="32"/>
+          <w:cs/>
+          <w:lang w:val="en-US" w:eastAsia="en-GB"/>
+        </w:rPr>
+        <w:t>รหัสวิชา</w:t>
+      </w:r>
+      <w:r>
+        <w:rPr>
+          <w:rFonts w:ascii="TH Sarabun New" w:eastAsia="Times New Roman" w:hAnsi="TH Sarabun New" w:cs="TH Sarabun New"/>
+          <w:color w:val="000000" w:themeColor="text1"/>
+          <w:sz w:val="32"/>
+          <w:szCs w:val="32"/>
+          <w:lang w:val="en-US" w:eastAsia="en-GB"/>
+        </w:rPr>
+        <w:t xml:space="preserve">  </w:t>
+      </w:r>
+      <w:r>
+        <w:rPr>
+          <w:rFonts w:ascii="TH Sarabun New" w:hAnsi="TH Sarabun New" w:cs="TH Sarabun New"/>
+          <w:color w:val="000000" w:themeColor="text1"/>
+          <w:sz w:val="32"/>
+          <w:szCs w:val="32"/>
+          <w:shd w:val="clear" w:color="auto" w:fill="FFFFFF"/>
+        </w:rPr>
+        <w:t/>
+      </w:r>
+      <w:r>
+        <w:rPr>
+          <w:rFonts w:ascii="TH Sarabun New" w:eastAsia="Times New Roman" w:hAnsi="TH Sarabun New" w:cs="TH Sarabun New"/>
+          <w:color w:val="000000" w:themeColor="text1"/>
+          <w:sz w:val="32"/>
+          <w:szCs w:val="32"/>
+          <w:lang w:val="en-US" w:eastAsia="en-GB"/>
+        </w:rPr>
+        <w:t xml:space="preserve"/>
+      </w:r>
+      <w:r>
+        <w:rPr>
+          <w:rFonts w:ascii="TH Sarabun New" w:eastAsia="Times New Roman" w:hAnsi="TH Sarabun New" w:cs="TH Sarabun New" w:hint="cs"/>
+          <w:color w:val="000000" w:themeColor="text1"/>
+          <w:sz w:val="32"/>
+          <w:szCs w:val="32"/>
+          <w:cs/>
+          <w:lang w:val="en-US" w:eastAsia="en-GB"/>
+        </w:rPr>
+        <w:t>ปีการศึกษา</w:t>
+      </w:r>
+      <w:r>
+        <w:rPr>
+          <w:rFonts w:ascii="TH Sarabun New" w:eastAsia="Times New Roman" w:hAnsi="TH Sarabun New" w:cs="TH Sarabun New"/>
+          <w:color w:val="000000" w:themeColor="text1"/>
+          <w:sz w:val="32"/>
+          <w:szCs w:val="32"/>
+          <w:lang w:val="en-US" w:eastAsia="en-GB"/>
+        </w:rPr>
+        <w:t xml:space="preserve"> </w:t>
+      </w:r>
+      <w:r>
+        <w:rPr>
+          <w:rFonts w:ascii="TH Sarabun New" w:eastAsia="Times New Roman" w:hAnsi="TH Sarabun New" w:cs="TH Sarabun New"/>
+          <w:color w:val="000000" w:themeColor="text1"/>
+          <w:sz w:val="32"/>
+          <w:szCs w:val="32"/>
+          <w:lang w:eastAsia="en-GB"/>
+        </w:rPr>
+        <w:t/>
+      </w:r>
+      <w:r>
+        <w:rPr>
+          <w:rFonts w:ascii="TH Sarabun New" w:eastAsia="Times New Roman" w:hAnsi="TH Sarabun New" w:cs="TH Sarabun New"/>
+          <w:color w:val="000000" w:themeColor="text1"/>
+          <w:sz w:val="32"/>
+          <w:szCs w:val="32"/>
+          <w:lang w:val="en-US" w:eastAsia="en-GB"/>
+        </w:rPr>
+        <w:t/>
       </w:r>
     </w:p>
     <w:p>
@@ -1304,41 +1541,38 @@
           <w:cs/>
           <w:lang w:eastAsia="en-GB"/>
         </w:rPr>
-        <w:t xml:space="preserve">      </w:t>
-      </w:r>
-      <w:r>
-        <w:rPr>
-          <w:rFonts w:ascii="TH Sarabun New" w:eastAsia="Times New Roman" w:hAnsi="TH Sarabun New" w:cs="TH Sarabun New" w:hint="cs"/>
-          <w:color w:val="000000" w:themeColor="text1"/>
-          <w:sz w:val="32"/>
-          <w:szCs w:val="32"/>
-          <w:cs/>
-          <w:lang w:eastAsia="en-GB"/>
-        </w:rPr>
-        <w:t>(</w:t>
-      </w:r>
-      <w:r>
-        <w:rPr>
-          <w:rFonts w:ascii="TH Sarabun New" w:eastAsia="Times New Roman" w:hAnsi="TH Sarabun New" w:cs="TH Sarabun New"/>
-          <w:color w:val="000000" w:themeColor="text1"/>
-          <w:sz w:val="32"/>
-          <w:szCs w:val="32"/>
-          <w:lang w:eastAsia="en-GB"/>
-        </w:rPr>
-        <w:t>นายเกรียงไกร ประเสริฐ</w:t>
-      </w:r>
-      <w:proofErr w:type="spellStart"/>
-      <w:r>
-        <w:rPr>
-          <w:rFonts w:ascii="TH Sarabun New" w:eastAsia="Times New Roman" w:hAnsi="TH Sarabun New" w:cs="TH Sarabun New"/>
-          <w:color w:val="000000" w:themeColor="text1"/>
-          <w:sz w:val="32"/>
-          <w:szCs w:val="32"/>
-          <w:lang w:eastAsia="en-GB"/>
+        <w:t xml:space="preserve">      (</w:t>
+      </w:r>
+      <w:r>
+        <w:rPr>
+          <w:rFonts w:ascii="TH Sarabun New" w:eastAsia="Times New Roman" w:hAnsi="TH Sarabun New" w:cs="TH Sarabun New"/>
+          <w:color w:val="000000" w:themeColor="text1"/>
+          <w:sz w:val="32"/>
+          <w:szCs w:val="32"/>
+          <w:lang w:eastAsia="en-GB"/>
+        </w:rPr>
+        <w:t>นาง</w:t>
+      </w:r>
+      <w:r>
+        <w:rPr>
+          <w:rFonts w:ascii="TH Sarabun New" w:eastAsia="Times New Roman" w:hAnsi="TH Sarabun New" w:cs="TH Sarabun New"/>
+          <w:color w:val="000000" w:themeColor="text1"/>
+          <w:sz w:val="32"/>
+          <w:szCs w:val="32"/>
+          <w:lang w:val="en-US" w:eastAsia="en-GB"/>
         </w:rPr>
         <w:t/>
       </w:r>
-      <w:proofErr w:type="spellEnd"/>
+      <w:r>
+        <w:rPr>
+          <w:rFonts w:ascii="TH Sarabun New" w:eastAsia="Times New Roman" w:hAnsi="TH Sarabun New" w:cs="TH Sarabun New"/>
+          <w:color w:val="000000" w:themeColor="text1"/>
+          <w:sz w:val="32"/>
+          <w:szCs w:val="32"/>
+          <w:lang w:eastAsia="en-GB"/>
+        </w:rPr>
+        <w:t/>
+      </w:r>
       <w:r>
         <w:rPr>
           <w:rFonts w:ascii="TH Sarabun New" w:eastAsia="Times New Roman" w:hAnsi="TH Sarabun New" w:cs="TH Sarabun New"/>
@@ -1381,18 +1615,7 @@
           <w:cs/>
           <w:lang w:eastAsia="en-GB"/>
         </w:rPr>
-        <w:t xml:space="preserve">       </w:t>
-      </w:r>
-      <w:r>
-        <w:rPr>
-          <w:rFonts w:ascii="TH Sarabun New" w:eastAsia="Times New Roman" w:hAnsi="TH Sarabun New" w:cs="TH Sarabun New" w:hint="cs"/>
-          <w:color w:val="000000" w:themeColor="text1"/>
-          <w:sz w:val="32"/>
-          <w:szCs w:val="32"/>
-          <w:cs/>
-          <w:lang w:eastAsia="en-GB"/>
-        </w:rPr>
-        <w:t>ผู้ขอประเมินผลการสอน</w:t>
+        <w:t xml:space="preserve">       ผู้ขอประเมินผลการสอน</w:t>
       </w:r>
     </w:p>
     <w:p>
@@ -1439,40 +1662,12 @@
       <w:pPr>
         <w:spacing w:after="240"/>
         <w:ind w:left="283" w:right="283"/>
-        <w:jc w:val="center"/>
-        <w:rPr>
-          <w:rFonts w:ascii="TH Sarabun New" w:eastAsia="Times New Roman" w:hAnsi="TH Sarabun New" w:cs="TH Sarabun New"/>
-          <w:color w:val="000000" w:themeColor="text1"/>
-          <w:sz w:val="32"/>
-          <w:szCs w:val="32"/>
-          <w:lang w:eastAsia="en-GB"/>
-        </w:rPr>
-      </w:pPr>
-    </w:p>
-    <w:p>
-      <w:pPr>
-        <w:spacing w:after="240"/>
-        <w:ind w:left="283" w:right="283"/>
-        <w:jc w:val="center"/>
-        <w:rPr>
-          <w:rFonts w:ascii="TH Sarabun New" w:eastAsia="Times New Roman" w:hAnsi="TH Sarabun New" w:cs="TH Sarabun New"/>
-          <w:color w:val="000000" w:themeColor="text1"/>
-          <w:sz w:val="32"/>
-          <w:szCs w:val="32"/>
-          <w:lang w:eastAsia="en-GB"/>
-        </w:rPr>
-      </w:pPr>
-    </w:p>
-    <w:p>
-      <w:pPr>
-        <w:spacing w:after="240"/>
-        <w:ind w:left="283" w:right="283"/>
-        <w:rPr>
-          <w:rFonts w:ascii="TH Sarabun New" w:eastAsia="Times New Roman" w:hAnsi="TH Sarabun New" w:cs="TH Sarabun New"/>
-          <w:color w:val="000000" w:themeColor="text1"/>
-          <w:sz w:val="32"/>
-          <w:szCs w:val="32"/>
-          <w:lang w:val="en-US" w:eastAsia="en-GB"/>
+        <w:rPr>
+          <w:rFonts w:ascii="TH Sarabun New" w:eastAsia="Times New Roman" w:hAnsi="TH Sarabun New" w:cs="TH Sarabun New"/>
+          <w:color w:val="000000" w:themeColor="text1"/>
+          <w:sz w:val="32"/>
+          <w:szCs w:val="32"/>
+          <w:lang w:eastAsia="en-GB"/>
         </w:rPr>
       </w:pPr>
     </w:p>
@@ -1915,7 +2110,7 @@
     <w:lsdException w:name="Unresolved Mention" w:semiHidden="1" w:unhideWhenUsed="1"/>
     <w:lsdException w:name="Smart Link" w:semiHidden="1" w:unhideWhenUsed="1"/>
   </w:latentStyles>
-  <w:style w:type="paragraph" w:default="1" w:styleId="a">
+  <w:style w:type="paragraph" w:default="1" w:styleId="Normal">
     <w:name w:val="Normal"/>
     <w:qFormat/>
     <w:rsid w:val="005D52E8"/>
@@ -1924,11 +2119,11 @@
       <w:szCs w:val="24"/>
     </w:rPr>
   </w:style>
-  <w:style w:type="paragraph" w:styleId="1">
+  <w:style w:type="paragraph" w:styleId="Heading1">
     <w:name w:val="heading 1"/>
-    <w:basedOn w:val="a"/>
-    <w:next w:val="a"/>
-    <w:link w:val="10"/>
+    <w:basedOn w:val="Normal"/>
+    <w:next w:val="Normal"/>
+    <w:link w:val="Heading1Char"/>
     <w:uiPriority w:val="9"/>
     <w:qFormat/>
     <w:rsid w:val="005D52E8"/>
@@ -1946,11 +2141,11 @@
       <w:szCs w:val="32"/>
     </w:rPr>
   </w:style>
-  <w:style w:type="paragraph" w:styleId="2">
+  <w:style w:type="paragraph" w:styleId="Heading2">
     <w:name w:val="heading 2"/>
-    <w:basedOn w:val="a"/>
-    <w:next w:val="a"/>
-    <w:link w:val="20"/>
+    <w:basedOn w:val="Normal"/>
+    <w:next w:val="Normal"/>
+    <w:link w:val="Heading2Char"/>
     <w:uiPriority w:val="9"/>
     <w:semiHidden/>
     <w:unhideWhenUsed/>
@@ -1971,11 +2166,11 @@
       <w:szCs w:val="28"/>
     </w:rPr>
   </w:style>
-  <w:style w:type="paragraph" w:styleId="3">
+  <w:style w:type="paragraph" w:styleId="Heading3">
     <w:name w:val="heading 3"/>
-    <w:basedOn w:val="a"/>
-    <w:next w:val="a"/>
-    <w:link w:val="30"/>
+    <w:basedOn w:val="Normal"/>
+    <w:next w:val="Normal"/>
+    <w:link w:val="Heading3Char"/>
     <w:uiPriority w:val="9"/>
     <w:semiHidden/>
     <w:unhideWhenUsed/>
@@ -1994,11 +2189,11 @@
       <w:szCs w:val="26"/>
     </w:rPr>
   </w:style>
-  <w:style w:type="paragraph" w:styleId="4">
+  <w:style w:type="paragraph" w:styleId="Heading4">
     <w:name w:val="heading 4"/>
-    <w:basedOn w:val="a"/>
-    <w:next w:val="a"/>
-    <w:link w:val="40"/>
+    <w:basedOn w:val="Normal"/>
+    <w:next w:val="Normal"/>
+    <w:link w:val="Heading4Char"/>
     <w:uiPriority w:val="9"/>
     <w:semiHidden/>
     <w:unhideWhenUsed/>
@@ -2016,11 +2211,11 @@
       <w:szCs w:val="28"/>
     </w:rPr>
   </w:style>
-  <w:style w:type="paragraph" w:styleId="5">
+  <w:style w:type="paragraph" w:styleId="Heading5">
     <w:name w:val="heading 5"/>
-    <w:basedOn w:val="a"/>
-    <w:next w:val="a"/>
-    <w:link w:val="50"/>
+    <w:basedOn w:val="Normal"/>
+    <w:next w:val="Normal"/>
+    <w:link w:val="Heading5Char"/>
     <w:uiPriority w:val="9"/>
     <w:semiHidden/>
     <w:unhideWhenUsed/>
@@ -2039,11 +2234,11 @@
       <w:szCs w:val="26"/>
     </w:rPr>
   </w:style>
-  <w:style w:type="paragraph" w:styleId="6">
+  <w:style w:type="paragraph" w:styleId="Heading6">
     <w:name w:val="heading 6"/>
-    <w:basedOn w:val="a"/>
-    <w:next w:val="a"/>
-    <w:link w:val="60"/>
+    <w:basedOn w:val="Normal"/>
+    <w:next w:val="Normal"/>
+    <w:link w:val="Heading6Char"/>
     <w:uiPriority w:val="9"/>
     <w:semiHidden/>
     <w:unhideWhenUsed/>
@@ -2060,11 +2255,11 @@
       <w:szCs w:val="22"/>
     </w:rPr>
   </w:style>
-  <w:style w:type="paragraph" w:styleId="7">
+  <w:style w:type="paragraph" w:styleId="Heading7">
     <w:name w:val="heading 7"/>
-    <w:basedOn w:val="a"/>
-    <w:next w:val="a"/>
-    <w:link w:val="70"/>
+    <w:basedOn w:val="Normal"/>
+    <w:next w:val="Normal"/>
+    <w:link w:val="Heading7Char"/>
     <w:uiPriority w:val="9"/>
     <w:semiHidden/>
     <w:unhideWhenUsed/>
@@ -2075,11 +2270,11 @@
       <w:outlineLvl w:val="6"/>
     </w:pPr>
   </w:style>
-  <w:style w:type="paragraph" w:styleId="8">
+  <w:style w:type="paragraph" w:styleId="Heading8">
     <w:name w:val="heading 8"/>
-    <w:basedOn w:val="a"/>
-    <w:next w:val="a"/>
-    <w:link w:val="80"/>
+    <w:basedOn w:val="Normal"/>
+    <w:next w:val="Normal"/>
+    <w:link w:val="Heading8Char"/>
     <w:uiPriority w:val="9"/>
     <w:semiHidden/>
     <w:unhideWhenUsed/>
@@ -2094,11 +2289,11 @@
       <w:iCs/>
     </w:rPr>
   </w:style>
-  <w:style w:type="paragraph" w:styleId="9">
+  <w:style w:type="paragraph" w:styleId="Heading9">
     <w:name w:val="heading 9"/>
-    <w:basedOn w:val="a"/>
-    <w:next w:val="a"/>
-    <w:link w:val="90"/>
+    <w:basedOn w:val="Normal"/>
+    <w:next w:val="Normal"/>
+    <w:link w:val="Heading9Char"/>
     <w:uiPriority w:val="9"/>
     <w:semiHidden/>
     <w:unhideWhenUsed/>
@@ -2114,12 +2309,13 @@
       <w:szCs w:val="22"/>
     </w:rPr>
   </w:style>
-  <w:style w:type="character" w:default="1" w:styleId="a0">
+  <w:style w:type="character" w:default="1" w:styleId="DefaultParagraphFont">
     <w:name w:val="Default Paragraph Font"/>
     <w:uiPriority w:val="1"/>
+    <w:semiHidden/>
     <w:unhideWhenUsed/>
   </w:style>
-  <w:style w:type="table" w:default="1" w:styleId="a1">
+  <w:style w:type="table" w:default="1" w:styleId="TableNormal">
     <w:name w:val="Normal Table"/>
     <w:uiPriority w:val="99"/>
     <w:semiHidden/>
@@ -2134,15 +2330,15 @@
       </w:tblCellMar>
     </w:tblPr>
   </w:style>
-  <w:style w:type="numbering" w:default="1" w:styleId="a2">
+  <w:style w:type="numbering" w:default="1" w:styleId="NoList">
     <w:name w:val="No List"/>
     <w:uiPriority w:val="99"/>
     <w:semiHidden/>
     <w:unhideWhenUsed/>
   </w:style>
-  <w:style w:type="paragraph" w:styleId="a3">
+  <w:style w:type="paragraph" w:styleId="NormalWeb">
     <w:name w:val="Normal (Web)"/>
-    <w:basedOn w:val="a"/>
+    <w:basedOn w:val="Normal"/>
     <w:uiPriority w:val="99"/>
     <w:semiHidden/>
     <w:unhideWhenUsed/>
@@ -2157,13 +2353,13 @@
   </w:style>
   <w:style w:type="character" w:customStyle="1" w:styleId="apple-tab-span">
     <w:name w:val="apple-tab-span"/>
-    <w:basedOn w:val="a0"/>
+    <w:basedOn w:val="DefaultParagraphFont"/>
     <w:rsid w:val="000463DB"/>
   </w:style>
-  <w:style w:type="paragraph" w:styleId="a4">
+  <w:style w:type="paragraph" w:styleId="BalloonText">
     <w:name w:val="Balloon Text"/>
-    <w:basedOn w:val="a"/>
-    <w:link w:val="a5"/>
+    <w:basedOn w:val="Normal"/>
+    <w:link w:val="BalloonTextChar"/>
     <w:uiPriority w:val="99"/>
     <w:semiHidden/>
     <w:unhideWhenUsed/>
@@ -2174,10 +2370,10 @@
       <w:szCs w:val="22"/>
     </w:rPr>
   </w:style>
-  <w:style w:type="character" w:customStyle="1" w:styleId="a5">
-    <w:name w:val="ข้อความบอลลูน อักขระ"/>
-    <w:basedOn w:val="a0"/>
-    <w:link w:val="a4"/>
+  <w:style w:type="character" w:customStyle="1" w:styleId="BalloonTextChar">
+    <w:name w:val="Balloon Text Char"/>
+    <w:basedOn w:val="DefaultParagraphFont"/>
+    <w:link w:val="BalloonText"/>
     <w:uiPriority w:val="99"/>
     <w:semiHidden/>
     <w:rsid w:val="000C52FD"/>
@@ -2187,10 +2383,10 @@
       <w:szCs w:val="22"/>
     </w:rPr>
   </w:style>
-  <w:style w:type="paragraph" w:styleId="a6">
+  <w:style w:type="paragraph" w:styleId="Header">
     <w:name w:val="header"/>
-    <w:basedOn w:val="a"/>
-    <w:link w:val="a7"/>
+    <w:basedOn w:val="Normal"/>
+    <w:link w:val="HeaderChar"/>
     <w:uiPriority w:val="99"/>
     <w:unhideWhenUsed/>
     <w:rsid w:val="002E55A6"/>
@@ -2201,17 +2397,17 @@
       </w:tabs>
     </w:pPr>
   </w:style>
-  <w:style w:type="character" w:customStyle="1" w:styleId="a7">
-    <w:name w:val="หัวกระดาษ อักขระ"/>
-    <w:basedOn w:val="a0"/>
-    <w:link w:val="a6"/>
+  <w:style w:type="character" w:customStyle="1" w:styleId="HeaderChar">
+    <w:name w:val="Header Char"/>
+    <w:basedOn w:val="DefaultParagraphFont"/>
+    <w:link w:val="Header"/>
     <w:uiPriority w:val="99"/>
     <w:rsid w:val="002E55A6"/>
   </w:style>
-  <w:style w:type="paragraph" w:styleId="a8">
+  <w:style w:type="paragraph" w:styleId="Footer">
     <w:name w:val="footer"/>
-    <w:basedOn w:val="a"/>
-    <w:link w:val="a9"/>
+    <w:basedOn w:val="Normal"/>
+    <w:link w:val="FooterChar"/>
     <w:uiPriority w:val="99"/>
     <w:unhideWhenUsed/>
     <w:rsid w:val="002E55A6"/>
@@ -2222,17 +2418,17 @@
       </w:tabs>
     </w:pPr>
   </w:style>
-  <w:style w:type="character" w:customStyle="1" w:styleId="a9">
-    <w:name w:val="ท้ายกระดาษ อักขระ"/>
-    <w:basedOn w:val="a0"/>
-    <w:link w:val="a8"/>
+  <w:style w:type="character" w:customStyle="1" w:styleId="FooterChar">
+    <w:name w:val="Footer Char"/>
+    <w:basedOn w:val="DefaultParagraphFont"/>
+    <w:link w:val="Footer"/>
     <w:uiPriority w:val="99"/>
     <w:rsid w:val="002E55A6"/>
   </w:style>
-  <w:style w:type="character" w:customStyle="1" w:styleId="10">
-    <w:name w:val="หัวเรื่อง 1 อักขระ"/>
-    <w:basedOn w:val="a0"/>
-    <w:link w:val="1"/>
+  <w:style w:type="character" w:customStyle="1" w:styleId="Heading1Char">
+    <w:name w:val="Heading 1 Char"/>
+    <w:basedOn w:val="DefaultParagraphFont"/>
+    <w:link w:val="Heading1"/>
     <w:uiPriority w:val="9"/>
     <w:rsid w:val="005D52E8"/>
     <w:rPr>
@@ -2244,10 +2440,10 @@
       <w:szCs w:val="32"/>
     </w:rPr>
   </w:style>
-  <w:style w:type="character" w:customStyle="1" w:styleId="20">
-    <w:name w:val="หัวเรื่อง 2 อักขระ"/>
-    <w:basedOn w:val="a0"/>
-    <w:link w:val="2"/>
+  <w:style w:type="character" w:customStyle="1" w:styleId="Heading2Char">
+    <w:name w:val="Heading 2 Char"/>
+    <w:basedOn w:val="DefaultParagraphFont"/>
+    <w:link w:val="Heading2"/>
     <w:uiPriority w:val="9"/>
     <w:semiHidden/>
     <w:rsid w:val="005D52E8"/>
@@ -2261,10 +2457,10 @@
       <w:szCs w:val="28"/>
     </w:rPr>
   </w:style>
-  <w:style w:type="character" w:customStyle="1" w:styleId="30">
-    <w:name w:val="หัวเรื่อง 3 อักขระ"/>
-    <w:basedOn w:val="a0"/>
-    <w:link w:val="3"/>
+  <w:style w:type="character" w:customStyle="1" w:styleId="Heading3Char">
+    <w:name w:val="Heading 3 Char"/>
+    <w:basedOn w:val="DefaultParagraphFont"/>
+    <w:link w:val="Heading3"/>
     <w:uiPriority w:val="9"/>
     <w:semiHidden/>
     <w:rsid w:val="005D52E8"/>
@@ -2276,10 +2472,10 @@
       <w:szCs w:val="26"/>
     </w:rPr>
   </w:style>
-  <w:style w:type="character" w:customStyle="1" w:styleId="40">
-    <w:name w:val="หัวเรื่อง 4 อักขระ"/>
-    <w:basedOn w:val="a0"/>
-    <w:link w:val="4"/>
+  <w:style w:type="character" w:customStyle="1" w:styleId="Heading4Char">
+    <w:name w:val="Heading 4 Char"/>
+    <w:basedOn w:val="DefaultParagraphFont"/>
+    <w:link w:val="Heading4"/>
     <w:uiPriority w:val="9"/>
     <w:semiHidden/>
     <w:rsid w:val="005D52E8"/>
@@ -2290,10 +2486,10 @@
       <w:szCs w:val="28"/>
     </w:rPr>
   </w:style>
-  <w:style w:type="character" w:customStyle="1" w:styleId="50">
-    <w:name w:val="หัวเรื่อง 5 อักขระ"/>
-    <w:basedOn w:val="a0"/>
-    <w:link w:val="5"/>
+  <w:style w:type="character" w:customStyle="1" w:styleId="Heading5Char">
+    <w:name w:val="Heading 5 Char"/>
+    <w:basedOn w:val="DefaultParagraphFont"/>
+    <w:link w:val="Heading5"/>
     <w:uiPriority w:val="9"/>
     <w:semiHidden/>
     <w:rsid w:val="005D52E8"/>
@@ -2306,10 +2502,10 @@
       <w:szCs w:val="26"/>
     </w:rPr>
   </w:style>
-  <w:style w:type="character" w:customStyle="1" w:styleId="60">
-    <w:name w:val="หัวเรื่อง 6 อักขระ"/>
-    <w:basedOn w:val="a0"/>
-    <w:link w:val="6"/>
+  <w:style w:type="character" w:customStyle="1" w:styleId="Heading6Char">
+    <w:name w:val="Heading 6 Char"/>
+    <w:basedOn w:val="DefaultParagraphFont"/>
+    <w:link w:val="Heading6"/>
     <w:uiPriority w:val="9"/>
     <w:semiHidden/>
     <w:rsid w:val="005D52E8"/>
@@ -2318,10 +2514,10 @@
       <w:bCs/>
     </w:rPr>
   </w:style>
-  <w:style w:type="character" w:customStyle="1" w:styleId="70">
-    <w:name w:val="หัวเรื่อง 7 อักขระ"/>
-    <w:basedOn w:val="a0"/>
-    <w:link w:val="7"/>
+  <w:style w:type="character" w:customStyle="1" w:styleId="Heading7Char">
+    <w:name w:val="Heading 7 Char"/>
+    <w:basedOn w:val="DefaultParagraphFont"/>
+    <w:link w:val="Heading7"/>
     <w:uiPriority w:val="9"/>
     <w:semiHidden/>
     <w:rsid w:val="005D52E8"/>
@@ -2330,10 +2526,10 @@
       <w:szCs w:val="24"/>
     </w:rPr>
   </w:style>
-  <w:style w:type="character" w:customStyle="1" w:styleId="80">
-    <w:name w:val="หัวเรื่อง 8 อักขระ"/>
-    <w:basedOn w:val="a0"/>
-    <w:link w:val="8"/>
+  <w:style w:type="character" w:customStyle="1" w:styleId="Heading8Char">
+    <w:name w:val="Heading 8 Char"/>
+    <w:basedOn w:val="DefaultParagraphFont"/>
+    <w:link w:val="Heading8"/>
     <w:uiPriority w:val="9"/>
     <w:semiHidden/>
     <w:rsid w:val="005D52E8"/>
@@ -2344,10 +2540,10 @@
       <w:szCs w:val="24"/>
     </w:rPr>
   </w:style>
-  <w:style w:type="character" w:customStyle="1" w:styleId="90">
-    <w:name w:val="หัวเรื่อง 9 อักขระ"/>
-    <w:basedOn w:val="a0"/>
-    <w:link w:val="9"/>
+  <w:style w:type="character" w:customStyle="1" w:styleId="Heading9Char">
+    <w:name w:val="Heading 9 Char"/>
+    <w:basedOn w:val="DefaultParagraphFont"/>
+    <w:link w:val="Heading9"/>
     <w:uiPriority w:val="9"/>
     <w:semiHidden/>
     <w:rsid w:val="005D52E8"/>
@@ -2355,11 +2551,11 @@
       <w:rFonts w:asciiTheme="majorHAnsi" w:eastAsiaTheme="majorEastAsia" w:hAnsiTheme="majorHAnsi"/>
     </w:rPr>
   </w:style>
-  <w:style w:type="paragraph" w:styleId="aa">
+  <w:style w:type="paragraph" w:styleId="Title">
     <w:name w:val="Title"/>
-    <w:basedOn w:val="a"/>
-    <w:next w:val="a"/>
-    <w:link w:val="ab"/>
+    <w:basedOn w:val="Normal"/>
+    <w:next w:val="Normal"/>
+    <w:link w:val="TitleChar"/>
     <w:uiPriority w:val="10"/>
     <w:qFormat/>
     <w:rsid w:val="005D52E8"/>
@@ -2377,10 +2573,10 @@
       <w:szCs w:val="32"/>
     </w:rPr>
   </w:style>
-  <w:style w:type="character" w:customStyle="1" w:styleId="ab">
-    <w:name w:val="ชื่อเรื่อง อักขระ"/>
-    <w:basedOn w:val="a0"/>
-    <w:link w:val="aa"/>
+  <w:style w:type="character" w:customStyle="1" w:styleId="TitleChar">
+    <w:name w:val="Title Char"/>
+    <w:basedOn w:val="DefaultParagraphFont"/>
+    <w:link w:val="Title"/>
     <w:uiPriority w:val="10"/>
     <w:rsid w:val="005D52E8"/>
     <w:rPr>
@@ -2392,11 +2588,11 @@
       <w:szCs w:val="32"/>
     </w:rPr>
   </w:style>
-  <w:style w:type="paragraph" w:styleId="ac">
+  <w:style w:type="paragraph" w:styleId="Subtitle">
     <w:name w:val="Subtitle"/>
-    <w:basedOn w:val="a"/>
-    <w:next w:val="a"/>
-    <w:link w:val="ad"/>
+    <w:basedOn w:val="Normal"/>
+    <w:next w:val="Normal"/>
+    <w:link w:val="SubtitleChar"/>
     <w:uiPriority w:val="11"/>
     <w:qFormat/>
     <w:rsid w:val="005D52E8"/>
@@ -2409,10 +2605,10 @@
       <w:rFonts w:asciiTheme="majorHAnsi" w:eastAsiaTheme="majorEastAsia" w:hAnsiTheme="majorHAnsi"/>
     </w:rPr>
   </w:style>
-  <w:style w:type="character" w:customStyle="1" w:styleId="ad">
-    <w:name w:val="ชื่อเรื่องรอง อักขระ"/>
-    <w:basedOn w:val="a0"/>
-    <w:link w:val="ac"/>
+  <w:style w:type="character" w:customStyle="1" w:styleId="SubtitleChar">
+    <w:name w:val="Subtitle Char"/>
+    <w:basedOn w:val="DefaultParagraphFont"/>
+    <w:link w:val="Subtitle"/>
     <w:uiPriority w:val="11"/>
     <w:rsid w:val="005D52E8"/>
     <w:rPr>
@@ -2421,9 +2617,9 @@
       <w:szCs w:val="24"/>
     </w:rPr>
   </w:style>
-  <w:style w:type="character" w:styleId="ae">
+  <w:style w:type="character" w:styleId="Strong">
     <w:name w:val="Strong"/>
-    <w:basedOn w:val="a0"/>
+    <w:basedOn w:val="DefaultParagraphFont"/>
     <w:uiPriority w:val="22"/>
     <w:qFormat/>
     <w:rsid w:val="005D52E8"/>
@@ -2432,9 +2628,9 @@
       <w:bCs/>
     </w:rPr>
   </w:style>
-  <w:style w:type="character" w:styleId="af">
+  <w:style w:type="character" w:styleId="Emphasis">
     <w:name w:val="Emphasis"/>
-    <w:basedOn w:val="a0"/>
+    <w:basedOn w:val="DefaultParagraphFont"/>
     <w:uiPriority w:val="20"/>
     <w:qFormat/>
     <w:rsid w:val="005D52E8"/>
@@ -2445,9 +2641,9 @@
       <w:iCs/>
     </w:rPr>
   </w:style>
-  <w:style w:type="paragraph" w:styleId="af0">
+  <w:style w:type="paragraph" w:styleId="NoSpacing">
     <w:name w:val="No Spacing"/>
-    <w:basedOn w:val="a"/>
+    <w:basedOn w:val="Normal"/>
     <w:uiPriority w:val="1"/>
     <w:qFormat/>
     <w:rsid w:val="005D52E8"/>
@@ -2455,9 +2651,9 @@
       <w:szCs w:val="32"/>
     </w:rPr>
   </w:style>
-  <w:style w:type="paragraph" w:styleId="af1">
+  <w:style w:type="paragraph" w:styleId="ListParagraph">
     <w:name w:val="List Paragraph"/>
-    <w:basedOn w:val="a"/>
+    <w:basedOn w:val="Normal"/>
     <w:uiPriority w:val="34"/>
     <w:qFormat/>
     <w:rsid w:val="005D52E8"/>
@@ -2466,11 +2662,11 @@
       <w:contextualSpacing/>
     </w:pPr>
   </w:style>
-  <w:style w:type="paragraph" w:styleId="af2">
+  <w:style w:type="paragraph" w:styleId="Quote">
     <w:name w:val="Quote"/>
-    <w:basedOn w:val="a"/>
-    <w:next w:val="a"/>
-    <w:link w:val="af3"/>
+    <w:basedOn w:val="Normal"/>
+    <w:next w:val="Normal"/>
+    <w:link w:val="QuoteChar"/>
     <w:uiPriority w:val="29"/>
     <w:qFormat/>
     <w:rsid w:val="005D52E8"/>
@@ -2478,10 +2674,10 @@
       <w:i/>
     </w:rPr>
   </w:style>
-  <w:style w:type="character" w:customStyle="1" w:styleId="af3">
-    <w:name w:val="คำอ้างอิง อักขระ"/>
-    <w:basedOn w:val="a0"/>
-    <w:link w:val="af2"/>
+  <w:style w:type="character" w:customStyle="1" w:styleId="QuoteChar">
+    <w:name w:val="Quote Char"/>
+    <w:basedOn w:val="DefaultParagraphFont"/>
+    <w:link w:val="Quote"/>
     <w:uiPriority w:val="29"/>
     <w:rsid w:val="005D52E8"/>
     <w:rPr>
@@ -2490,11 +2686,11 @@
       <w:szCs w:val="24"/>
     </w:rPr>
   </w:style>
-  <w:style w:type="paragraph" w:styleId="af4">
+  <w:style w:type="paragraph" w:styleId="IntenseQuote">
     <w:name w:val="Intense Quote"/>
-    <w:basedOn w:val="a"/>
-    <w:next w:val="a"/>
-    <w:link w:val="af5"/>
+    <w:basedOn w:val="Normal"/>
+    <w:next w:val="Normal"/>
+    <w:link w:val="IntenseQuoteChar"/>
     <w:uiPriority w:val="30"/>
     <w:qFormat/>
     <w:rsid w:val="005D52E8"/>
@@ -2507,10 +2703,10 @@
       <w:szCs w:val="22"/>
     </w:rPr>
   </w:style>
-  <w:style w:type="character" w:customStyle="1" w:styleId="af5">
-    <w:name w:val="ทำให้คำอ้างอิงเป็นสีเข้มขึ้น อักขระ"/>
-    <w:basedOn w:val="a0"/>
-    <w:link w:val="af4"/>
+  <w:style w:type="character" w:customStyle="1" w:styleId="IntenseQuoteChar">
+    <w:name w:val="Intense Quote Char"/>
+    <w:basedOn w:val="DefaultParagraphFont"/>
+    <w:link w:val="IntenseQuote"/>
     <w:uiPriority w:val="30"/>
     <w:rsid w:val="005D52E8"/>
     <w:rPr>
@@ -2519,7 +2715,7 @@
       <w:sz w:val="24"/>
     </w:rPr>
   </w:style>
-  <w:style w:type="character" w:styleId="af6">
+  <w:style w:type="character" w:styleId="SubtleEmphasis">
     <w:name w:val="Subtle Emphasis"/>
     <w:uiPriority w:val="19"/>
     <w:qFormat/>
@@ -2529,9 +2725,9 @@
       <w:color w:val="5A5A5A" w:themeColor="text1" w:themeTint="A5"/>
     </w:rPr>
   </w:style>
-  <w:style w:type="character" w:styleId="af7">
+  <w:style w:type="character" w:styleId="IntenseEmphasis">
     <w:name w:val="Intense Emphasis"/>
-    <w:basedOn w:val="a0"/>
+    <w:basedOn w:val="DefaultParagraphFont"/>
     <w:uiPriority w:val="21"/>
     <w:qFormat/>
     <w:rsid w:val="005D52E8"/>
@@ -2543,9 +2739,9 @@
       <w:u w:val="single"/>
     </w:rPr>
   </w:style>
-  <w:style w:type="character" w:styleId="af8">
+  <w:style w:type="character" w:styleId="SubtleReference">
     <w:name w:val="Subtle Reference"/>
-    <w:basedOn w:val="a0"/>
+    <w:basedOn w:val="DefaultParagraphFont"/>
     <w:uiPriority w:val="31"/>
     <w:qFormat/>
     <w:rsid w:val="005D52E8"/>
@@ -2555,9 +2751,9 @@
       <w:u w:val="single"/>
     </w:rPr>
   </w:style>
-  <w:style w:type="character" w:styleId="af9">
+  <w:style w:type="character" w:styleId="IntenseReference">
     <w:name w:val="Intense Reference"/>
-    <w:basedOn w:val="a0"/>
+    <w:basedOn w:val="DefaultParagraphFont"/>
     <w:uiPriority w:val="32"/>
     <w:qFormat/>
     <w:rsid w:val="005D52E8"/>
@@ -2567,9 +2763,9 @@
       <w:u w:val="single"/>
     </w:rPr>
   </w:style>
-  <w:style w:type="character" w:styleId="afa">
+  <w:style w:type="character" w:styleId="BookTitle">
     <w:name w:val="Book Title"/>
-    <w:basedOn w:val="a0"/>
+    <w:basedOn w:val="DefaultParagraphFont"/>
     <w:uiPriority w:val="33"/>
     <w:qFormat/>
     <w:rsid w:val="005D52E8"/>
@@ -2581,10 +2777,10 @@
       <w:szCs w:val="24"/>
     </w:rPr>
   </w:style>
-  <w:style w:type="paragraph" w:styleId="afb">
+  <w:style w:type="paragraph" w:styleId="TOCHeading">
     <w:name w:val="TOC Heading"/>
-    <w:basedOn w:val="1"/>
-    <w:next w:val="a"/>
+    <w:basedOn w:val="Heading1"/>
+    <w:next w:val="Normal"/>
     <w:uiPriority w:val="39"/>
     <w:semiHidden/>
     <w:unhideWhenUsed/>
@@ -2594,9 +2790,9 @@
       <w:outlineLvl w:val="9"/>
     </w:pPr>
   </w:style>
-  <w:style w:type="table" w:styleId="afc">
+  <w:style w:type="table" w:styleId="TableGrid">
     <w:name w:val="Table Grid"/>
-    <w:basedOn w:val="a1"/>
+    <w:basedOn w:val="TableNormal"/>
     <w:uiPriority w:val="39"/>
     <w:rsid w:val="005E088A"/>
     <w:tblPr>
